--- a/reports/ksp/grade10/grade10-week29-ksp.docx
+++ b/reports/ksp/grade10/grade10-week29-ksp.docx
@@ -249,7 +249,7 @@
           </w:tcPr>
           <w:p>
             <w:r>
-              <w:t>Web Programming</w:t>
+              <w:t>Intro to Javascript</w:t>
             </w:r>
           </w:p>
         </w:tc>
@@ -288,7 +288,7 @@
           </w:tcPr>
           <w:p>
             <w:r>
-              <w:t>Explain the core concepts of Web Programming using correct terminology. Identify key components, roles, or stages related to Web Programming. Analyze a real-world example where Web Programming is applied. Compare two representations or approaches within Web Programming. Apply Web Programming concepts to a short practical task or scenario.</w:t>
+              <w:t>Explain the core concepts of Intro to Javascript using correct terminology. Identify key components, roles, or stages related to Intro to Javascript. Analyze a real-world example where Intro to Javascript is applied. Compare two representations or approaches within Intro to Javascript. Apply Intro to Javascript concepts to a short practical task or scenario.</w:t>
             </w:r>
           </w:p>
         </w:tc>
@@ -327,7 +327,7 @@
           </w:tcPr>
           <w:p>
             <w:r>
-              <w:t>Students will be able to: Explain the core concepts of Web Programming using correct terminology. Identify key components, roles, or stages related to Web Programming. Analyze a real-world example where Web Programming is applied. Compare two representations or approaches within Web Programming. Apply Web Programming concepts to a short practical task or scenario.</w:t>
+              <w:t>Students will be able to: Explain the core concepts of Intro to Javascript using correct terminology. Identify key components, roles, or stages related to Intro to Javascript. Analyze a real-world example where Intro to Javascript is applied. Compare two representations or approaches within Intro to Javascript. Apply Intro to Javascript concepts to a short practical task or scenario.</w:t>
             </w:r>
           </w:p>
         </w:tc>
@@ -366,7 +366,7 @@
           </w:tcPr>
           <w:p>
             <w:r>
-              <w:t>Uses technical vocabulary accurately in explanations. Identifies correct components or stages of Web Programming. Provides a valid real-world example and justification. Completes the practice task with clear reasoning.</w:t>
+              <w:t>Uses technical vocabulary accurately in explanations. Identifies correct components or stages of Intro to Javascript. Provides a valid real-world example and justification. Completes the practice task with clear reasoning.</w:t>
             </w:r>
           </w:p>
         </w:tc>
@@ -531,7 +531,7 @@
           </w:tcPr>
           <w:p>
             <w:r>
-              <w:t>Organizational stage (5 min): Starter: Present a short real-world case related to Web Programming (news, product, or school system). Ask guiding questions to activate prior knowledge. Teacher: Define Web Programming and outline the lesson goals. Students: Share what they already know or have used.</w:t>
+              <w:t>Organizational stage (5 min): Starter: Present a short real-world case related to Intro to Javascript (news, product, or school system). Ask guiding questions to activate prior knowledge. Teacher: Define Intro to Javascript and outline the lesson goals. Students: Share what they already know or have used.</w:t>
             </w:r>
           </w:p>
         </w:tc>
@@ -628,7 +628,7 @@
           </w:tcPr>
           <w:p>
             <w:r>
-              <w:t>New material (30 min): Explain the main concepts and components of Web Programming with a clear diagram. Show a real-world example and map it to the concepts. Discuss advantages, limitations, or common issues. Teacher: Model a simple analysis or walkthrough. Students: Take notes and answer quick concept checks. Case task: Students analyze a short scenario and identify how Web Programming is used. Small group: Build a mini summary (3-4 bullet points) of key ideas. Teacher: Provide feedback and clarify misconceptions.</w:t>
+              <w:t>New material (30 min): Explain the main concepts and components of Intro to Javascript with a clear diagram. Show a real-world example and map it to the concepts. Discuss advantages, limitations, or common issues. Teacher: Model a simple analysis or walkthrough. Students: Take notes and answer quick concept checks. Case task: Students analyze a short scenario and identify how Intro to Javascript is used. Small group: Build a mini summary (3-4 bullet points) of key ideas. Teacher: Provide feedback and clarify misconceptions.</w:t>
             </w:r>
           </w:p>
         </w:tc>
@@ -752,7 +752,7 @@
           </w:tcPr>
           <w:p>
             <w:r>
-              <w:t>Reflection (10 min): Which concept was most challenging for students? Which example worked best to explain Web Programming? What should be improved for the next lesson?</w:t>
+              <w:t>Reflection (10 min): Which concept was most challenging for students? Which example worked best to explain Intro to Javascript? What should be improved for the next lesson?</w:t>
             </w:r>
           </w:p>
         </w:tc>
@@ -768,7 +768,7 @@
           </w:tcPr>
           <w:p>
             <w:r>
-              <w:t>Find a real-world case where Web Programming is used and write a 150-200 word summary. Create a one-page study sheet with definitions, components, and one diagram of Web Programming.</w:t>
+              <w:t>Find a real-world case where Intro to Javascript is used and write a 150-200 word summary. Create a one-page study sheet with definitions, components, and one diagram of Intro to Javascript.</w:t>
             </w:r>
           </w:p>
         </w:tc>
